--- a/paper/word/Manuscript_IEEE_Access.docx
+++ b/paper/word/Manuscript_IEEE_Access.docx
@@ -1234,13 +1234,19 @@
         <w:t xml:space="preserve"> </w:t>
       </w:r>
       <w:r>
-        <w:t xml:space="preserve">strictly vehicle-disjoint splits and ten baseline and ablation models,</w:t>
-      </w:r>
-      <w:r>
-        <w:t xml:space="preserve"> </w:t>
-      </w:r>
-      <w:r>
-        <w:t xml:space="preserve">including deep sequence models (Section VI).</w:t>
+        <w:t xml:space="preserve">strictly vehicle-disjoint splits, eleven baseline and ablation models</w:t>
+      </w:r>
+      <w:r>
+        <w:t xml:space="preserve"> </w:t>
+      </w:r>
+      <w:r>
+        <w:t xml:space="preserve">including deep sequence models, and a test against a structurally</w:t>
+      </w:r>
+      <w:r>
+        <w:t xml:space="preserve"> </w:t>
+      </w:r>
+      <w:r>
+        <w:t xml:space="preserve">different fault process (Section VI).</w:t>
       </w:r>
     </w:p>
     <w:p>
@@ -12655,6 +12661,47 @@
           <w:bCs/>
           <w:b/>
         </w:rPr>
+        <w:t xml:space="preserve">Transformer</w:t>
+      </w:r>
+      <w:r>
+        <w:t xml:space="preserve">: a two-layer, four-head encoder (</w:t>
+      </w:r>
+      <m:oMath>
+        <m:r>
+          <m:t>d</m:t>
+        </m:r>
+        <m:r>
+          <m:rPr>
+            <m:sty m:val="p"/>
+          </m:rPr>
+          <m:t>=</m:t>
+        </m:r>
+        <m:r>
+          <m:t>32</m:t>
+        </m:r>
+      </m:oMath>
+      <w:r>
+        <w:t xml:space="preserve">) on the</w:t>
+      </w:r>
+      <w:r>
+        <w:t xml:space="preserve"> </w:t>
+      </w:r>
+      <w:r>
+        <w:t xml:space="preserve">same sequences, temporally pooled to at most 60 tokens (Supplement S10).</w:t>
+      </w:r>
+    </w:p>
+    <w:p>
+      <w:pPr>
+        <w:numPr>
+          <w:ilvl w:val="0"/>
+          <w:numId w:val="1005"/>
+        </w:numPr>
+      </w:pPr>
+      <w:r>
+        <w:rPr>
+          <w:bCs/>
+          <w:b/>
+        </w:rPr>
         <w:t xml:space="preserve">Ablations</w:t>
       </w:r>
       <w:r>
@@ -12806,7 +12853,7 @@
     </w:p>
     <w:bookmarkEnd w:id="46"/>
     <w:bookmarkEnd w:id="47"/>
-    <w:bookmarkStart w:id="89" w:name="sec:results"/>
+    <w:bookmarkStart w:id="90" w:name="sec:results"/>
     <w:p>
       <w:pPr>
         <w:pStyle w:val="Heading1"/>
@@ -14247,6 +14294,229 @@
               <w:rPr>
                 <w:sz w:val="14"/>
               </w:rPr>
+              <w:t xml:space="preserve">Transformer (supervised)</w:t>
+            </w:r>
+          </w:p>
+        </w:tc>
+        <w:tc>
+          <w:tcPr>
+            <w:tcW w:w="654" w:type="dxa"/>
+          </w:tcPr>
+          <w:p>
+            <w:pPr>
+              <w:pStyle w:val="Compact"/>
+              <w:jc w:val="center"/>
+            </w:pPr>
+            <w:r>
+              <w:rPr>
+                <w:sz w:val="14"/>
+              </w:rPr>
+              <w:t xml:space="preserve">0.641</w:t>
+            </w:r>
+          </w:p>
+        </w:tc>
+        <w:tc>
+          <w:tcPr>
+            <w:tcW w:w="654" w:type="dxa"/>
+          </w:tcPr>
+          <w:p>
+            <w:pPr>
+              <w:pStyle w:val="Compact"/>
+              <w:jc w:val="center"/>
+            </w:pPr>
+            <w:r>
+              <w:rPr>
+                <w:sz w:val="14"/>
+              </w:rPr>
+              <w:t xml:space="preserve">0.528</w:t>
+            </w:r>
+          </w:p>
+        </w:tc>
+        <w:tc>
+          <w:tcPr>
+            <w:tcW w:w="654" w:type="dxa"/>
+          </w:tcPr>
+          <w:p>
+            <w:pPr>
+              <w:pStyle w:val="Compact"/>
+              <w:jc w:val="center"/>
+            </w:pPr>
+            <w:r>
+              <w:rPr>
+                <w:sz w:val="14"/>
+              </w:rPr>
+              <w:t xml:space="preserve">0.907</w:t>
+            </w:r>
+          </w:p>
+        </w:tc>
+        <w:tc>
+          <w:tcPr>
+            <w:tcW w:w="654" w:type="dxa"/>
+          </w:tcPr>
+          <w:p>
+            <w:pPr>
+              <w:pStyle w:val="Compact"/>
+              <w:jc w:val="center"/>
+            </w:pPr>
+            <w:r>
+              <w:rPr>
+                <w:sz w:val="14"/>
+              </w:rPr>
+              <w:t xml:space="preserve">0.665</w:t>
+            </w:r>
+          </w:p>
+        </w:tc>
+        <w:tc>
+          <w:tcPr>
+            <w:tcW w:w="654" w:type="dxa"/>
+          </w:tcPr>
+          <w:p>
+            <w:pPr>
+              <w:pStyle w:val="Compact"/>
+              <w:jc w:val="center"/>
+            </w:pPr>
+            <w:r>
+              <w:rPr>
+                <w:sz w:val="14"/>
+              </w:rPr>
+              <w:t xml:space="preserve">0.555</w:t>
+            </w:r>
+          </w:p>
+        </w:tc>
+        <w:tc>
+          <w:tcPr>
+            <w:tcW w:w="654" w:type="dxa"/>
+          </w:tcPr>
+          <w:p>
+            <w:pPr>
+              <w:pStyle w:val="Compact"/>
+              <w:jc w:val="center"/>
+            </w:pPr>
+            <w:r>
+              <w:rPr>
+                <w:sz w:val="14"/>
+              </w:rPr>
+              <w:t xml:space="preserve">0.942</w:t>
+            </w:r>
+          </w:p>
+        </w:tc>
+        <w:tc>
+          <w:tcPr>
+            <w:tcW w:w="654" w:type="dxa"/>
+          </w:tcPr>
+          <w:p>
+            <w:pPr>
+              <w:pStyle w:val="Compact"/>
+              <w:jc w:val="center"/>
+            </w:pPr>
+            <w:r>
+              <w:rPr>
+                <w:sz w:val="14"/>
+              </w:rPr>
+              <w:t xml:space="preserve">0.665</w:t>
+            </w:r>
+          </w:p>
+        </w:tc>
+        <w:tc>
+          <w:tcPr>
+            <w:tcW w:w="654" w:type="dxa"/>
+          </w:tcPr>
+          <w:p>
+            <w:pPr>
+              <w:pStyle w:val="Compact"/>
+              <w:jc w:val="center"/>
+            </w:pPr>
+            <w:r>
+              <w:rPr>
+                <w:sz w:val="14"/>
+              </w:rPr>
+              <w:t xml:space="preserve">0.514</w:t>
+            </w:r>
+          </w:p>
+        </w:tc>
+        <w:tc>
+          <w:tcPr>
+            <w:tcW w:w="654" w:type="dxa"/>
+          </w:tcPr>
+          <w:p>
+            <w:pPr>
+              <w:pStyle w:val="Compact"/>
+              <w:jc w:val="center"/>
+            </w:pPr>
+            <w:r>
+              <w:rPr>
+                <w:sz w:val="14"/>
+              </w:rPr>
+              <w:t xml:space="preserve">0.862</w:t>
+            </w:r>
+          </w:p>
+        </w:tc>
+        <w:tc>
+          <w:tcPr>
+            <w:tcW w:w="654" w:type="dxa"/>
+          </w:tcPr>
+          <w:p>
+            <w:pPr>
+              <w:pStyle w:val="Compact"/>
+              <w:jc w:val="center"/>
+            </w:pPr>
+            <w:r>
+              <w:rPr>
+                <w:sz w:val="14"/>
+              </w:rPr>
+              <w:t xml:space="preserve">0.590</w:t>
+            </w:r>
+          </w:p>
+        </w:tc>
+        <w:tc>
+          <w:tcPr>
+            <w:tcW w:w="654" w:type="dxa"/>
+          </w:tcPr>
+          <w:p>
+            <w:pPr>
+              <w:pStyle w:val="Compact"/>
+              <w:jc w:val="center"/>
+            </w:pPr>
+            <w:r>
+              <w:rPr>
+                <w:sz w:val="14"/>
+              </w:rPr>
+              <w:t xml:space="preserve">0.499</w:t>
+            </w:r>
+          </w:p>
+        </w:tc>
+        <w:tc>
+          <w:tcPr>
+            <w:tcW w:w="654" w:type="dxa"/>
+          </w:tcPr>
+          <w:p>
+            <w:pPr>
+              <w:pStyle w:val="Compact"/>
+              <w:jc w:val="center"/>
+            </w:pPr>
+            <w:r>
+              <w:rPr>
+                <w:sz w:val="14"/>
+              </w:rPr>
+              <w:t xml:space="preserve">0.757</w:t>
+            </w:r>
+          </w:p>
+        </w:tc>
+      </w:tr>
+      <w:tr>
+        <w:tc>
+          <w:tcPr>
+            <w:tcW w:w="2232" w:type="dxa"/>
+          </w:tcPr>
+          <w:p>
+            <w:pPr>
+              <w:pStyle w:val="Compact"/>
+              <w:jc w:val="left"/>
+            </w:pPr>
+            <w:r>
+              <w:rPr>
+                <w:sz w:val="14"/>
+              </w:rPr>
               <w:t xml:space="preserve">LSTM autoencoder</w:t>
             </w:r>
           </w:p>
@@ -22067,13 +22337,13 @@
       </w:r>
     </w:p>
     <w:bookmarkEnd w:id="84"/>
-    <w:bookmarkStart w:id="88" w:name="feature-importance-and-cost"/>
+    <w:bookmarkStart w:id="85" w:name="sec:extra"/>
     <w:p>
       <w:pPr>
         <w:pStyle w:val="Heading2"/>
       </w:pPr>
       <w:r>
-        <w:t xml:space="preserve">Feature Importance and Cost</w:t>
+        <w:t xml:space="preserve">Additional Validation</w:t>
       </w:r>
     </w:p>
     <w:p>
@@ -22081,6 +22351,362 @@
         <w:pStyle w:val="FirstParagraph"/>
       </w:pPr>
       <w:r>
+        <w:t xml:space="preserve">Four further checks, detailed in the Supplementary Material, address the</w:t>
+      </w:r>
+      <w:r>
+        <w:t xml:space="preserve"> </w:t>
+      </w:r>
+      <w:r>
+        <w:t xml:space="preserve">most likely objections to a physics-informed evaluation.</w:t>
+      </w:r>
+    </w:p>
+    <w:p>
+      <w:pPr>
+        <w:pStyle w:val="BodyText"/>
+      </w:pPr>
+      <w:r>
+        <w:rPr>
+          <w:iCs/>
+          <w:i/>
+        </w:rPr>
+        <w:t xml:space="preserve">A structurally different fault model.</w:t>
+      </w:r>
+      <w:r>
+        <w:t xml:space="preserve"> </w:t>
+      </w:r>
+      <w:r>
+        <w:t xml:space="preserve">To test whether ECTA learns</w:t>
+      </w:r>
+      <w:r>
+        <w:t xml:space="preserve"> </w:t>
+      </w:r>
+      <w:r>
+        <w:t xml:space="preserve">the physics or merely the simulator, we generated test faults with a</w:t>
+      </w:r>
+      <w:r>
+        <w:t xml:space="preserve"> </w:t>
+      </w:r>
+      <w:r>
+        <w:t xml:space="preserve">different process: a two-state (Gilbert–Elliott) contact that alternates</w:t>
+      </w:r>
+      <w:r>
+        <w:t xml:space="preserve"> </w:t>
+      </w:r>
+      <w:r>
+        <w:t xml:space="preserve">between quiet periods and chatter episodes, with exponential rather than</w:t>
+      </w:r>
+      <w:r>
+        <w:t xml:space="preserve"> </w:t>
+      </w:r>
+      <w:r>
+        <w:t xml:space="preserve">log-normal interruption durations and a brown-out criterion based on the</w:t>
+      </w:r>
+      <w:r>
+        <w:t xml:space="preserve"> </w:t>
+      </w:r>
+      <w:r>
+        <w:rPr>
+          <w:iCs/>
+          <w:i/>
+        </w:rPr>
+        <w:t xml:space="preserve">cumulative</w:t>
+      </w:r>
+      <w:r>
+        <w:t xml:space="preserve"> </w:t>
+      </w:r>
+      <w:r>
+        <w:t xml:space="preserve">open time of an episode instead of a single long</w:t>
+      </w:r>
+      <w:r>
+        <w:t xml:space="preserve"> </w:t>
+      </w:r>
+      <w:r>
+        <w:t xml:space="preserve">interruption. Its mean interruption rate and duration equal those of the</w:t>
+      </w:r>
+      <w:r>
+        <w:t xml:space="preserve"> </w:t>
+      </w:r>
+      <w:r>
+        <w:t xml:space="preserve">nominal model; its temporal structure does not. Trained only on the nominal</w:t>
+      </w:r>
+      <w:r>
+        <w:t xml:space="preserve"> </w:t>
+      </w:r>
+      <w:r>
+        <w:t xml:space="preserve">model, ECTA reaches an AUROC of 0.856 on full-bus captures (moderate 0.848,</w:t>
+      </w:r>
+      <w:r>
+        <w:t xml:space="preserve"> </w:t>
+      </w:r>
+      <w:r>
+        <w:t xml:space="preserve">severe 0.999), against 0.880 on matched physics, and</w:t>
+      </w:r>
+      <w:r>
+        <w:t xml:space="preserve"> </w:t>
+      </w:r>
+      <w:r>
+        <w:rPr>
+          <w:iCs/>
+          <w:i/>
+        </w:rPr>
+        <w:t xml:space="preserve">higher</w:t>
+      </w:r>
+      <w:r>
+        <w:t xml:space="preserve"> </w:t>
+      </w:r>
+      <w:r>
+        <w:t xml:space="preserve">values</w:t>
+      </w:r>
+      <w:r>
+        <w:t xml:space="preserve"> </w:t>
+      </w:r>
+      <w:r>
+        <w:t xml:space="preserve">than on matched physics for the polling corpus (0.779) and VED (0.813),</w:t>
+      </w:r>
+      <w:r>
+        <w:t xml:space="preserve"> </w:t>
+      </w:r>
+      <w:r>
+        <w:t xml:space="preserve">where the energy-based brown-out rule makes severe wear more visible.</w:t>
+      </w:r>
+    </w:p>
+    <w:p>
+      <w:pPr>
+        <w:pStyle w:val="BodyText"/>
+      </w:pPr>
+      <w:r>
+        <w:rPr>
+          <w:iCs/>
+          <w:i/>
+        </w:rPr>
+        <w:t xml:space="preserve">Window length.</w:t>
+      </w:r>
+      <w:r>
+        <w:t xml:space="preserve"> </w:t>
+      </w:r>
+      <w:r>
+        <w:t xml:space="preserve">Full-bus detection rises monotonically with the</w:t>
+      </w:r>
+      <w:r>
+        <w:t xml:space="preserve"> </w:t>
+      </w:r>
+      <w:r>
+        <w:t xml:space="preserve">window: 0.824 (10 s), 0.879 (30 s) and 0.911 (60 s), with moderate wear at</w:t>
+      </w:r>
+      <w:r>
+        <w:t xml:space="preserve"> </w:t>
+      </w:r>
+      <w:r>
+        <w:t xml:space="preserve">0.843, 0.895 and 0.930. The 30-s window used throughout is therefore not</w:t>
+      </w:r>
+      <w:r>
+        <w:t xml:space="preserve"> </w:t>
+      </w:r>
+      <w:r>
+        <w:t xml:space="preserve">the most favourable choice; it trades a little accuracy for latency.</w:t>
+      </w:r>
+    </w:p>
+    <w:p>
+      <w:pPr>
+        <w:pStyle w:val="BodyText"/>
+      </w:pPr>
+      <w:r>
+        <w:rPr>
+          <w:iCs/>
+          <w:i/>
+        </w:rPr>
+        <w:t xml:space="preserve">Hyperparameters.</w:t>
+      </w:r>
+      <w:r>
+        <w:t xml:space="preserve"> </w:t>
+      </w:r>
+      <w:r>
+        <w:t xml:space="preserve">Hyperparameters were fixed once and never tuned.</w:t>
+      </w:r>
+      <w:r>
+        <w:t xml:space="preserve"> </w:t>
+      </w:r>
+      <w:r>
+        <w:t xml:space="preserve">Across seven gradient-boosting configurations (200–1 000 trees, 15–63</w:t>
+      </w:r>
+      <w:r>
+        <w:t xml:space="preserve"> </w:t>
+      </w:r>
+      <w:r>
+        <w:t xml:space="preserve">leaves, learning rates 0.02–0.1) the overall AUROC varies by at most</w:t>
+      </w:r>
+      <w:r>
+        <w:t xml:space="preserve"> </w:t>
+      </w:r>
+      <w:r>
+        <w:t xml:space="preserve">0.004 on full-bus captures, 0.007 on the polling corpus and 0.015 on VED.</w:t>
+      </w:r>
+    </w:p>
+    <w:p>
+      <w:pPr>
+        <w:pStyle w:val="BodyText"/>
+      </w:pPr>
+      <w:r>
+        <w:rPr>
+          <w:iCs/>
+          <w:i/>
+        </w:rPr>
+        <w:t xml:space="preserve">Operating points.</w:t>
+      </w:r>
+      <w:r>
+        <w:t xml:space="preserve"> </w:t>
+      </w:r>
+      <w:r>
+        <w:t xml:space="preserve">With the threshold set to detect 90% of severely</w:t>
+      </w:r>
+      <w:r>
+        <w:t xml:space="preserve"> </w:t>
+      </w:r>
+      <w:r>
+        <w:t xml:space="preserve">worn connectors, a full-bus tool raised</w:t>
+      </w:r>
+      <w:r>
+        <w:t xml:space="preserve"> </w:t>
+      </w:r>
+      <w:r>
+        <w:rPr>
+          <w:iCs/>
+          <w:i/>
+        </w:rPr>
+        <w:t xml:space="preserve">no</w:t>
+      </w:r>
+      <w:r>
+        <w:t xml:space="preserve"> </w:t>
+      </w:r>
+      <w:r>
+        <w:t xml:space="preserve">false alarm on the real</w:t>
+      </w:r>
+      <w:r>
+        <w:t xml:space="preserve"> </w:t>
+      </w:r>
+      <w:r>
+        <w:t xml:space="preserve">healthy windows of held-out vehicles (0.39 per hour at 95% detection).</w:t>
+      </w:r>
+      <w:r>
+        <w:t xml:space="preserve"> </w:t>
+      </w:r>
+      <w:r>
+        <w:t xml:space="preserve">For low-rate polling tools a single window cannot reach such a point, which</w:t>
+      </w:r>
+      <w:r>
+        <w:t xml:space="preserve"> </w:t>
+      </w:r>
+      <w:r>
+        <w:t xml:space="preserve">is why vehicle-level pooling (Fig. 7) is required before acting.</w:t>
+      </w:r>
+    </w:p>
+    <w:p>
+      <w:pPr>
+        <w:pStyle w:val="BodyText"/>
+      </w:pPr>
+      <w:r>
+        <w:rPr>
+          <w:iCs/>
+          <w:i/>
+        </w:rPr>
+        <w:t xml:space="preserve">A Transformer baseline.</w:t>
+      </w:r>
+      <w:r>
+        <w:t xml:space="preserve"> </w:t>
+      </w:r>
+      <w:r>
+        <w:t xml:space="preserve">A supervised Transformer encoder trained</w:t>
+      </w:r>
+      <w:r>
+        <w:t xml:space="preserve"> </w:t>
+      </w:r>
+      <w:r>
+        <w:t xml:space="preserve">end-to-end on the same binned sequences and folds does not close the gap:</w:t>
+      </w:r>
+      <w:r>
+        <w:t xml:space="preserve"> </w:t>
+      </w:r>
+      <w:r>
+        <w:t xml:space="preserve">it reaches an overall AUROC of 0.641 on full-bus captures, 0.665 on the</w:t>
+      </w:r>
+      <w:r>
+        <w:t xml:space="preserve"> </w:t>
+      </w:r>
+      <w:r>
+        <w:t xml:space="preserve">sampling and polling corpora and 0.590 on VED (ECTA: 0.880, 0.675, 0.723</w:t>
+      </w:r>
+      <w:r>
+        <w:t xml:space="preserve"> </w:t>
+      </w:r>
+      <w:r>
+        <w:t xml:space="preserve">and 0.775). On unseen vehicles, three different sequence architectures</w:t>
+      </w:r>
+      <w:r>
+        <w:t xml:space="preserve"> </w:t>
+      </w:r>
+      <w:r>
+        <w:t xml:space="preserve">(1D-CNN, LSTM autoencoder, Transformer) all fall well short of the</w:t>
+      </w:r>
+      <w:r>
+        <w:t xml:space="preserve"> </w:t>
+      </w:r>
+      <w:r>
+        <w:t xml:space="preserve">physics-derived features. Paired vehicle-bootstrap tests (Supplement S11)</w:t>
+      </w:r>
+      <w:r>
+        <w:t xml:space="preserve"> </w:t>
+      </w:r>
+      <w:r>
+        <w:t xml:space="preserve">confirm that ECTA’s advantage over every non-ECTA baseline on the full-bus</w:t>
+      </w:r>
+      <w:r>
+        <w:t xml:space="preserve"> </w:t>
+      </w:r>
+      <w:r>
+        <w:t xml:space="preserve">corpus (six vehicles) and on VED (381 vehicles) is significant at</w:t>
+      </w:r>
+      <w:r>
+        <w:t xml:space="preserve"> </w:t>
+      </w:r>
+      <m:oMath>
+        <m:r>
+          <m:t>p</m:t>
+        </m:r>
+        <m:r>
+          <m:rPr>
+            <m:sty m:val="p"/>
+          </m:rPr>
+          <m:t>≤</m:t>
+        </m:r>
+        <m:r>
+          <m:t>0.001</m:t>
+        </m:r>
+      </m:oMath>
+      <w:r>
+        <w:t xml:space="preserve">, the resolution of 1 000 resamples; the polling corpus shows</w:t>
+      </w:r>
+      <w:r>
+        <w:t xml:space="preserve"> </w:t>
+      </w:r>
+      <w:r>
+        <w:t xml:space="preserve">the same direction but, with three vehicles, supports no formal test.</w:t>
+      </w:r>
+    </w:p>
+    <w:bookmarkEnd w:id="85"/>
+    <w:bookmarkStart w:id="89" w:name="feature-importance-and-cost"/>
+    <w:p>
+      <w:pPr>
+        <w:pStyle w:val="Heading2"/>
+      </w:pPr>
+      <w:r>
+        <w:t xml:space="preserve">Feature Importance and Cost</w:t>
+      </w:r>
+    </w:p>
+    <w:p>
+      <w:pPr>
+        <w:pStyle w:val="FirstParagraph"/>
+      </w:pPr>
+      <w:r>
         <w:t xml:space="preserve">On VED the five most important features by split gain are the dispersion</w:t>
       </w:r>
       <w:r>
@@ -22147,18 +22773,18 @@
           <wp:inline>
             <wp:extent cx="5334000" cy="3249283"/>
             <wp:effectExtent b="0" l="0" r="0" t="0"/>
-            <wp:docPr descr="" title="" id="86" name="Picture"/>
+            <wp:docPr descr="" title="" id="87" name="Picture"/>
             <a:graphic>
               <a:graphicData uri="http://schemas.openxmlformats.org/drawingml/2006/picture">
                 <pic:pic>
                   <pic:nvPicPr>
-                    <pic:cNvPr descr="word/fig/fig_importance_ved.png" id="87" name="Picture"/>
+                    <pic:cNvPr descr="word/fig/fig_importance_ved.png" id="88" name="Picture"/>
                     <pic:cNvPicPr>
                       <a:picLocks noChangeArrowheads="1" noChangeAspect="1"/>
                     </pic:cNvPicPr>
                   </pic:nvPicPr>
                   <pic:blipFill>
-                    <a:blip r:embed="rId85"/>
+                    <a:blip r:embed="rId86"/>
                     <a:stretch>
                       <a:fillRect/>
                     </a:stretch>
@@ -22199,9 +22825,9 @@
         <w:t xml:space="preserve">gain). Blue: excitation-coherence features.</w:t>
       </w:r>
     </w:p>
-    <w:bookmarkEnd w:id="88"/>
     <w:bookmarkEnd w:id="89"/>
-    <w:bookmarkStart w:id="93" w:name="sec:discussion"/>
+    <w:bookmarkEnd w:id="90"/>
+    <w:bookmarkStart w:id="94" w:name="sec:discussion"/>
     <w:p>
       <w:pPr>
         <w:pStyle w:val="Heading1"/>
@@ -22210,7 +22836,7 @@
         <w:t xml:space="preserve">Discussion</w:t>
       </w:r>
     </w:p>
-    <w:bookmarkStart w:id="90" w:name="what-the-evidence-supports"/>
+    <w:bookmarkStart w:id="91" w:name="what-the-evidence-supports"/>
     <w:p>
       <w:pPr>
         <w:pStyle w:val="Heading2"/>
@@ -22317,8 +22943,8 @@
         <w:t xml:space="preserve">polling tools.</w:t>
       </w:r>
     </w:p>
-    <w:bookmarkEnd w:id="90"/>
-    <w:bookmarkStart w:id="91" w:name="practical-implications"/>
+    <w:bookmarkEnd w:id="91"/>
+    <w:bookmarkStart w:id="92" w:name="practical-implications"/>
     <w:p>
       <w:pPr>
         <w:pStyle w:val="Heading2"/>
@@ -22377,8 +23003,8 @@
         <w:t xml:space="preserve">is positive. These require no hardware change to existing devices.</w:t>
       </w:r>
     </w:p>
-    <w:bookmarkEnd w:id="91"/>
-    <w:bookmarkStart w:id="92" w:name="limitations-and-threats-to-validity"/>
+    <w:bookmarkEnd w:id="92"/>
+    <w:bookmarkStart w:id="93" w:name="limitations-and-threats-to-validity"/>
     <w:p>
       <w:pPr>
         <w:pStyle w:val="Heading2"/>
@@ -22426,7 +23052,7 @@
         <w:t xml:space="preserve"> </w:t>
       </w:r>
       <w:r>
-        <w:t xml:space="preserve">We mitigated this in three ways: the model’s</w:t>
+        <w:t xml:space="preserve">We mitigated this in four ways: the model’s</w:t>
       </w:r>
       <w:r>
         <w:t xml:space="preserve"> </w:t>
@@ -22454,13 +23080,25 @@
         <w:t xml:space="preserve"> </w:t>
       </w:r>
       <w:r>
-        <w:t xml:space="preserve">model internals; and Section VI-H quantifies how performance</w:t>
-      </w:r>
-      <w:r>
-        <w:t xml:space="preserve"> </w:t>
-      </w:r>
-      <w:r>
-        <w:t xml:space="preserve">changes when the test physics differs from the training physics.</w:t>
+        <w:t xml:space="preserve">model internals; Section VI-H quantifies how performance</w:t>
+      </w:r>
+      <w:r>
+        <w:t xml:space="preserve"> </w:t>
+      </w:r>
+      <w:r>
+        <w:t xml:space="preserve">changes when the test physics differs from the training physics; and</w:t>
+      </w:r>
+      <w:r>
+        <w:t xml:space="preserve"> </w:t>
+      </w:r>
+      <w:r>
+        <w:t xml:space="preserve">Section VI-I shows that a detector trained on one fault process</w:t>
+      </w:r>
+      <w:r>
+        <w:t xml:space="preserve"> </w:t>
+      </w:r>
+      <w:r>
+        <w:t xml:space="preserve">retains its performance on a structurally different one.</w:t>
       </w:r>
       <w:r>
         <w:t xml:space="preserve"> </w:t>
@@ -22718,9 +23356,9 @@
         <w:t xml:space="preserve">transports (ISO 9141, J1850), but these were not evaluated.</w:t>
       </w:r>
     </w:p>
-    <w:bookmarkEnd w:id="92"/>
     <w:bookmarkEnd w:id="93"/>
-    <w:bookmarkStart w:id="94" w:name="sec:conclusion"/>
+    <w:bookmarkEnd w:id="94"/>
+    <w:bookmarkStart w:id="95" w:name="sec:conclusion"/>
     <w:p>
       <w:pPr>
         <w:pStyle w:val="Heading1"/>
@@ -22839,8 +23477,8 @@
         <w:t xml:space="preserve">error-counter telemetry and CAN-FD, and investigate multi-ECU attribution.</w:t>
       </w:r>
     </w:p>
-    <w:bookmarkEnd w:id="94"/>
-    <w:bookmarkStart w:id="96" w:name="data-and-code-availability"/>
+    <w:bookmarkEnd w:id="95"/>
+    <w:bookmarkStart w:id="97" w:name="data-and-code-availability"/>
     <w:p>
       <w:pPr>
         <w:pStyle w:val="Heading1"/>
@@ -22947,7 +23585,7 @@
       <w:r>
         <w:t xml:space="preserve"> </w:t>
       </w:r>
-      <w:hyperlink r:id="rId95">
+      <w:hyperlink r:id="rId96">
         <w:r>
           <w:rPr>
             <w:rStyle w:val="Hyperlink"/>
@@ -22974,8 +23612,8 @@
         <w:t xml:space="preserve">).</w:t>
       </w:r>
     </w:p>
-    <w:bookmarkEnd w:id="96"/>
-    <w:bookmarkStart w:id="97" w:name="acknowledgment"/>
+    <w:bookmarkEnd w:id="97"/>
+    <w:bookmarkStart w:id="98" w:name="acknowledgment"/>
     <w:p>
       <w:pPr>
         <w:pStyle w:val="Heading1"/>
@@ -23024,8 +23662,8 @@
         <w:t xml:space="preserve">.</w:t>
       </w:r>
     </w:p>
-    <w:bookmarkEnd w:id="97"/>
-    <w:bookmarkStart w:id="98" w:name="references"/>
+    <w:bookmarkEnd w:id="98"/>
+    <w:bookmarkStart w:id="99" w:name="references"/>
     <w:p>
       <w:pPr>
         <w:pStyle w:val="Heading1"/>
@@ -23034,8 +23672,8 @@
         <w:t xml:space="preserve">References</w:t>
       </w:r>
     </w:p>
-    <w:bookmarkEnd w:id="98"/>
-    <w:bookmarkStart w:id="99" w:name="author-biographies"/>
+    <w:bookmarkEnd w:id="99"/>
+    <w:bookmarkStart w:id="100" w:name="author-biographies"/>
     <w:p>
       <w:pPr>
         <w:pStyle w:val="Heading1"/>
@@ -23116,8 +23754,8 @@
         <w:t xml:space="preserve">is with the School of Computer Science and Engineering, Vellore Institute of Technology, Vellore, India. [ADD BIOGRAPHY]</w:t>
       </w:r>
     </w:p>
-    <w:bookmarkEnd w:id="99"/>
-    <w:bookmarkStart w:id="157" w:name="bibliography"/>
+    <w:bookmarkEnd w:id="100"/>
+    <w:bookmarkStart w:id="158" w:name="bibliography"/>
     <w:p>
       <w:pPr>
         <w:pStyle w:val="Heading1"/>
@@ -23126,8 +23764,8 @@
         <w:t xml:space="preserve">References</w:t>
       </w:r>
     </w:p>
-    <w:bookmarkStart w:id="156" w:name="refs"/>
-    <w:bookmarkStart w:id="100" w:name="ref-j1962"/>
+    <w:bookmarkStart w:id="157" w:name="refs"/>
+    <w:bookmarkStart w:id="101" w:name="ref-j1962"/>
     <w:p>
       <w:pPr>
         <w:pStyle w:val="Bibliography"/>
@@ -23163,8 +23801,8 @@
         <w:t xml:space="preserve">Surface Vehicle Standard, 2016.</w:t>
       </w:r>
     </w:p>
-    <w:bookmarkEnd w:id="100"/>
-    <w:bookmarkStart w:id="101" w:name="ref-antler1985"/>
+    <w:bookmarkEnd w:id="101"/>
+    <w:bookmarkStart w:id="102" w:name="ref-antler1985"/>
     <w:p>
       <w:pPr>
         <w:pStyle w:val="Bibliography"/>
@@ -23201,8 +23839,8 @@
         <w:t xml:space="preserve">, vol. 8, no. 1, pp. 87–104, 1985.</w:t>
       </w:r>
     </w:p>
-    <w:bookmarkEnd w:id="101"/>
-    <w:bookmarkStart w:id="102" w:name="ref-bryant1994"/>
+    <w:bookmarkEnd w:id="102"/>
+    <w:bookmarkStart w:id="103" w:name="ref-bryant1994"/>
     <w:p>
       <w:pPr>
         <w:pStyle w:val="Bibliography"/>
@@ -23239,8 +23877,8 @@
         <w:t xml:space="preserve">, vol. 17, no. 1, pp. 86–95, 1994.</w:t>
       </w:r>
     </w:p>
-    <w:bookmarkEnd w:id="102"/>
-    <w:bookmarkStart w:id="104" w:name="ref-park2008"/>
+    <w:bookmarkEnd w:id="103"/>
+    <w:bookmarkStart w:id="105" w:name="ref-park2008"/>
     <w:p>
       <w:pPr>
         <w:pStyle w:val="Bibliography"/>
@@ -23279,7 +23917,7 @@
       <w:r>
         <w:t xml:space="preserve"> </w:t>
       </w:r>
-      <w:hyperlink r:id="rId103">
+      <w:hyperlink r:id="rId104">
         <w:r>
           <w:rPr>
             <w:rStyle w:val="Hyperlink"/>
@@ -23291,8 +23929,8 @@
         <w:t xml:space="preserve">.</w:t>
       </w:r>
     </w:p>
-    <w:bookmarkEnd w:id="104"/>
-    <w:bookmarkStart w:id="105" w:name="ref-braunovic"/>
+    <w:bookmarkEnd w:id="105"/>
+    <w:bookmarkStart w:id="106" w:name="ref-braunovic"/>
     <w:p>
       <w:pPr>
         <w:pStyle w:val="Bibliography"/>
@@ -23323,8 +23961,8 @@
         <w:t xml:space="preserve">. Boca Raton, FL, USA: CRC Press, 2007.</w:t>
       </w:r>
     </w:p>
-    <w:bookmarkEnd w:id="105"/>
-    <w:bookmarkStart w:id="106" w:name="ref-holm"/>
+    <w:bookmarkEnd w:id="106"/>
+    <w:bookmarkStart w:id="107" w:name="ref-holm"/>
     <w:p>
       <w:pPr>
         <w:pStyle w:val="Bibliography"/>
@@ -23355,8 +23993,8 @@
         <w:t xml:space="preserve">, 4th ed. Berlin, Germany: Springer, 1967.</w:t>
       </w:r>
     </w:p>
-    <w:bookmarkEnd w:id="106"/>
-    <w:bookmarkStart w:id="107" w:name="ref-park2006ijat"/>
+    <w:bookmarkEnd w:id="107"/>
+    <w:bookmarkStart w:id="108" w:name="ref-park2006ijat"/>
     <w:p>
       <w:pPr>
         <w:pStyle w:val="Bibliography"/>
@@ -23393,8 +24031,8 @@
         <w:t xml:space="preserve">, vol. 7, no. 1, pp. 75–82, 2006.</w:t>
       </w:r>
     </w:p>
-    <w:bookmarkEnd w:id="107"/>
-    <w:bookmarkStart w:id="108" w:name="ref-flowers2004"/>
+    <w:bookmarkEnd w:id="108"/>
+    <w:bookmarkStart w:id="109" w:name="ref-flowers2004"/>
     <w:p>
       <w:pPr>
         <w:pStyle w:val="Bibliography"/>
@@ -23431,8 +24069,8 @@
         <w:t xml:space="preserve">, vol. 27, no. 1, pp. 65–71, 2004.</w:t>
       </w:r>
     </w:p>
-    <w:bookmarkEnd w:id="108"/>
-    <w:bookmarkStart w:id="109" w:name="ref-shen2018tcpmt"/>
+    <w:bookmarkEnd w:id="109"/>
+    <w:bookmarkStart w:id="110" w:name="ref-shen2018tcpmt"/>
     <w:p>
       <w:pPr>
         <w:pStyle w:val="Bibliography"/>
@@ -23469,8 +24107,8 @@
         <w:t xml:space="preserve">, vol. 8, no. 2, pp. 216–225, 2018.</w:t>
       </w:r>
     </w:p>
-    <w:bookmarkEnd w:id="109"/>
-    <w:bookmarkStart w:id="111" w:name="ref-shen2017access"/>
+    <w:bookmarkEnd w:id="110"/>
+    <w:bookmarkStart w:id="112" w:name="ref-shen2017access"/>
     <w:p>
       <w:pPr>
         <w:pStyle w:val="Bibliography"/>
@@ -23509,7 +24147,7 @@
       <w:r>
         <w:t xml:space="preserve"> </w:t>
       </w:r>
-      <w:hyperlink r:id="rId110">
+      <w:hyperlink r:id="rId111">
         <w:r>
           <w:rPr>
             <w:rStyle w:val="Hyperlink"/>
@@ -23521,8 +24159,8 @@
         <w:t xml:space="preserve">.</w:t>
       </w:r>
     </w:p>
-    <w:bookmarkEnd w:id="111"/>
-    <w:bookmarkStart w:id="112" w:name="ref-uscar2"/>
+    <w:bookmarkEnd w:id="112"/>
+    <w:bookmarkStart w:id="113" w:name="ref-uscar2"/>
     <w:p>
       <w:pPr>
         <w:pStyle w:val="Bibliography"/>
@@ -23558,8 +24196,8 @@
         <w:t xml:space="preserve">SAE International / United States Council for Automotive Research, 2020.</w:t>
       </w:r>
     </w:p>
-    <w:bookmarkEnd w:id="112"/>
-    <w:bookmarkStart w:id="113" w:name="ref-bosch_can"/>
+    <w:bookmarkEnd w:id="113"/>
+    <w:bookmarkStart w:id="114" w:name="ref-bosch_can"/>
     <w:p>
       <w:pPr>
         <w:pStyle w:val="Bibliography"/>
@@ -23598,8 +24236,8 @@
         <w:t xml:space="preserve">Robert Bosch GmbH, Stuttgart, Germany, 1991.</w:t>
       </w:r>
     </w:p>
-    <w:bookmarkEnd w:id="113"/>
-    <w:bookmarkStart w:id="114" w:name="ref-iso11898"/>
+    <w:bookmarkEnd w:id="114"/>
+    <w:bookmarkStart w:id="115" w:name="ref-iso11898"/>
     <w:p>
       <w:pPr>
         <w:pStyle w:val="Bibliography"/>
@@ -23641,8 +24279,8 @@
         <w:t xml:space="preserve">International Organization for Standardization, 2015.</w:t>
       </w:r>
     </w:p>
-    <w:bookmarkEnd w:id="114"/>
-    <w:bookmarkStart w:id="116" w:name="ref-song2016"/>
+    <w:bookmarkEnd w:id="115"/>
+    <w:bookmarkStart w:id="117" w:name="ref-song2016"/>
     <w:p>
       <w:pPr>
         <w:pStyle w:val="Bibliography"/>
@@ -23699,7 +24337,7 @@
       <w:r>
         <w:t xml:space="preserve"> </w:t>
       </w:r>
-      <w:hyperlink r:id="rId115">
+      <w:hyperlink r:id="rId116">
         <w:r>
           <w:rPr>
             <w:rStyle w:val="Hyperlink"/>
@@ -23711,8 +24349,8 @@
         <w:t xml:space="preserve">.</w:t>
       </w:r>
     </w:p>
-    <w:bookmarkEnd w:id="116"/>
-    <w:bookmarkStart w:id="117" w:name="ref-cho_cids"/>
+    <w:bookmarkEnd w:id="117"/>
+    <w:bookmarkStart w:id="118" w:name="ref-cho_cids"/>
     <w:p>
       <w:pPr>
         <w:pStyle w:val="Bibliography"/>
@@ -23755,8 +24393,8 @@
         <w:t xml:space="preserve">, 2016, pp. 911–927.</w:t>
       </w:r>
     </w:p>
-    <w:bookmarkEnd w:id="117"/>
-    <w:bookmarkStart w:id="118" w:name="ref-murvay2014"/>
+    <w:bookmarkEnd w:id="118"/>
+    <w:bookmarkStart w:id="119" w:name="ref-murvay2014"/>
     <w:p>
       <w:pPr>
         <w:pStyle w:val="Bibliography"/>
@@ -23793,8 +24431,8 @@
         <w:t xml:space="preserve">, vol. 21, no. 4, pp. 395–399, 2014.</w:t>
       </w:r>
     </w:p>
-    <w:bookmarkEnd w:id="118"/>
-    <w:bookmarkStart w:id="120" w:name="ref-cho_viden"/>
+    <w:bookmarkEnd w:id="119"/>
+    <w:bookmarkStart w:id="121" w:name="ref-cho_viden"/>
     <w:p>
       <w:pPr>
         <w:pStyle w:val="Bibliography"/>
@@ -23839,7 +24477,7 @@
       <w:r>
         <w:t xml:space="preserve"> </w:t>
       </w:r>
-      <w:hyperlink r:id="rId119">
+      <w:hyperlink r:id="rId120">
         <w:r>
           <w:rPr>
             <w:rStyle w:val="Hyperlink"/>
@@ -23851,8 +24489,8 @@
         <w:t xml:space="preserve">.</w:t>
       </w:r>
     </w:p>
-    <w:bookmarkEnd w:id="120"/>
-    <w:bookmarkStart w:id="122" w:name="ref-voltageids"/>
+    <w:bookmarkEnd w:id="121"/>
+    <w:bookmarkStart w:id="123" w:name="ref-voltageids"/>
     <w:p>
       <w:pPr>
         <w:pStyle w:val="Bibliography"/>
@@ -23897,7 +24535,7 @@
       <w:r>
         <w:t xml:space="preserve"> </w:t>
       </w:r>
-      <w:hyperlink r:id="rId121">
+      <w:hyperlink r:id="rId122">
         <w:r>
           <w:rPr>
             <w:rStyle w:val="Hyperlink"/>
@@ -23909,8 +24547,8 @@
         <w:t xml:space="preserve">.</w:t>
       </w:r>
     </w:p>
-    <w:bookmarkEnd w:id="122"/>
-    <w:bookmarkStart w:id="124" w:name="ref-scission"/>
+    <w:bookmarkEnd w:id="123"/>
+    <w:bookmarkStart w:id="125" w:name="ref-scission"/>
     <w:p>
       <w:pPr>
         <w:pStyle w:val="Bibliography"/>
@@ -23955,7 +24593,7 @@
       <w:r>
         <w:t xml:space="preserve"> </w:t>
       </w:r>
-      <w:hyperlink r:id="rId123">
+      <w:hyperlink r:id="rId124">
         <w:r>
           <w:rPr>
             <w:rStyle w:val="Hyperlink"/>
@@ -23967,8 +24605,8 @@
         <w:t xml:space="preserve">.</w:t>
       </w:r>
     </w:p>
-    <w:bookmarkEnd w:id="124"/>
-    <w:bookmarkStart w:id="125" w:name="ref-ecuprint"/>
+    <w:bookmarkEnd w:id="125"/>
+    <w:bookmarkStart w:id="126" w:name="ref-ecuprint"/>
     <w:p>
       <w:pPr>
         <w:pStyle w:val="Bibliography"/>
@@ -24035,8 +24673,8 @@
         <w:t xml:space="preserve">, vol. 17, pp. 1185–1200, 2022.</w:t>
       </w:r>
     </w:p>
-    <w:bookmarkEnd w:id="125"/>
-    <w:bookmarkStart w:id="126" w:name="ref-kang2016"/>
+    <w:bookmarkEnd w:id="126"/>
+    <w:bookmarkStart w:id="127" w:name="ref-kang2016"/>
     <w:p>
       <w:pPr>
         <w:pStyle w:val="Bibliography"/>
@@ -24073,8 +24711,8 @@
         <w:t xml:space="preserve">, vol. 11, no. 6, p. e0155781, 2016.</w:t>
       </w:r>
     </w:p>
-    <w:bookmarkEnd w:id="126"/>
-    <w:bookmarkStart w:id="127" w:name="ref-taylor2016"/>
+    <w:bookmarkEnd w:id="127"/>
+    <w:bookmarkStart w:id="128" w:name="ref-taylor2016"/>
     <w:p>
       <w:pPr>
         <w:pStyle w:val="Bibliography"/>
@@ -24117,8 +24755,8 @@
         <w:t xml:space="preserve">, 2016, pp. 130–139.</w:t>
       </w:r>
     </w:p>
-    <w:bookmarkEnd w:id="127"/>
-    <w:bookmarkStart w:id="129" w:name="ref-canet"/>
+    <w:bookmarkEnd w:id="128"/>
+    <w:bookmarkStart w:id="130" w:name="ref-canet"/>
     <w:p>
       <w:pPr>
         <w:pStyle w:val="Bibliography"/>
@@ -24175,7 +24813,7 @@
       <w:r>
         <w:t xml:space="preserve"> </w:t>
       </w:r>
-      <w:hyperlink r:id="rId128">
+      <w:hyperlink r:id="rId129">
         <w:r>
           <w:rPr>
             <w:rStyle w:val="Hyperlink"/>
@@ -24187,8 +24825,8 @@
         <w:t xml:space="preserve">.</w:t>
       </w:r>
     </w:p>
-    <w:bookmarkEnd w:id="129"/>
-    <w:bookmarkStart w:id="131" w:name="ref-hcrl_gids"/>
+    <w:bookmarkEnd w:id="130"/>
+    <w:bookmarkStart w:id="132" w:name="ref-hcrl_gids"/>
     <w:p>
       <w:pPr>
         <w:pStyle w:val="Bibliography"/>
@@ -24251,7 +24889,7 @@
       <w:r>
         <w:t xml:space="preserve"> </w:t>
       </w:r>
-      <w:hyperlink r:id="rId130">
+      <w:hyperlink r:id="rId131">
         <w:r>
           <w:rPr>
             <w:rStyle w:val="Hyperlink"/>
@@ -24263,8 +24901,8 @@
         <w:t xml:space="preserve">.</w:t>
       </w:r>
     </w:p>
-    <w:bookmarkEnd w:id="131"/>
-    <w:bookmarkStart w:id="133" w:name="ref-road"/>
+    <w:bookmarkEnd w:id="132"/>
+    <w:bookmarkStart w:id="134" w:name="ref-road"/>
     <w:p>
       <w:pPr>
         <w:pStyle w:val="Bibliography"/>
@@ -24340,7 +24978,7 @@
       <w:r>
         <w:t xml:space="preserve"> </w:t>
       </w:r>
-      <w:hyperlink r:id="rId132">
+      <w:hyperlink r:id="rId133">
         <w:r>
           <w:rPr>
             <w:rStyle w:val="Hyperlink"/>
@@ -24352,8 +24990,8 @@
         <w:t xml:space="preserve">.</w:t>
       </w:r>
     </w:p>
-    <w:bookmarkEnd w:id="133"/>
-    <w:bookmarkStart w:id="135" w:name="ref-cantrain"/>
+    <w:bookmarkEnd w:id="134"/>
+    <w:bookmarkStart w:id="136" w:name="ref-cantrain"/>
     <w:p>
       <w:pPr>
         <w:pStyle w:val="Bibliography"/>
@@ -24404,7 +25042,7 @@
       <w:r>
         <w:t xml:space="preserve"> </w:t>
       </w:r>
-      <w:hyperlink r:id="rId134">
+      <w:hyperlink r:id="rId135">
         <w:r>
           <w:rPr>
             <w:rStyle w:val="Hyperlink"/>
@@ -24416,8 +25054,8 @@
         <w:t xml:space="preserve">.</w:t>
       </w:r>
     </w:p>
-    <w:bookmarkEnd w:id="135"/>
-    <w:bookmarkStart w:id="136" w:name="ref-mirgu"/>
+    <w:bookmarkEnd w:id="136"/>
+    <w:bookmarkStart w:id="137" w:name="ref-mirgu"/>
     <w:p>
       <w:pPr>
         <w:pStyle w:val="Bibliography"/>
@@ -24478,8 +25116,8 @@
         <w:t xml:space="preserve">, 2024.</w:t>
       </w:r>
     </w:p>
-    <w:bookmarkEnd w:id="136"/>
-    <w:bookmarkStart w:id="137" w:name="ref-chow1984"/>
+    <w:bookmarkEnd w:id="137"/>
+    <w:bookmarkStart w:id="138" w:name="ref-chow1984"/>
     <w:p>
       <w:pPr>
         <w:pStyle w:val="Bibliography"/>
@@ -24516,8 +25154,8 @@
         <w:t xml:space="preserve">, vol. 29, no. 7, pp. 603–614, 1984.</w:t>
       </w:r>
     </w:p>
-    <w:bookmarkEnd w:id="137"/>
-    <w:bookmarkStart w:id="139" w:name="ref-theissler2017"/>
+    <w:bookmarkEnd w:id="138"/>
+    <w:bookmarkStart w:id="140" w:name="ref-theissler2017"/>
     <w:p>
       <w:pPr>
         <w:pStyle w:val="Bibliography"/>
@@ -24556,7 +25194,7 @@
       <w:r>
         <w:t xml:space="preserve"> </w:t>
       </w:r>
-      <w:hyperlink r:id="rId138">
+      <w:hyperlink r:id="rId139">
         <w:r>
           <w:rPr>
             <w:rStyle w:val="Hyperlink"/>
@@ -24568,8 +25206,8 @@
         <w:t xml:space="preserve">.</w:t>
       </w:r>
     </w:p>
-    <w:bookmarkEnd w:id="139"/>
-    <w:bookmarkStart w:id="140" w:name="ref-si2011"/>
+    <w:bookmarkEnd w:id="140"/>
+    <w:bookmarkStart w:id="141" w:name="ref-si2011"/>
     <w:p>
       <w:pPr>
         <w:pStyle w:val="Bibliography"/>
@@ -24606,8 +25244,8 @@
         <w:t xml:space="preserve">, vol. 213, no. 1, pp. 1–14, 2011.</w:t>
       </w:r>
     </w:p>
-    <w:bookmarkEnd w:id="140"/>
-    <w:bookmarkStart w:id="141" w:name="ref-lei2018"/>
+    <w:bookmarkEnd w:id="141"/>
+    <w:bookmarkStart w:id="142" w:name="ref-lei2018"/>
     <w:p>
       <w:pPr>
         <w:pStyle w:val="Bibliography"/>
@@ -24656,8 +25294,8 @@
         <w:t xml:space="preserve">, vol. 104, pp. 799–834, 2018.</w:t>
       </w:r>
     </w:p>
-    <w:bookmarkEnd w:id="141"/>
-    <w:bookmarkStart w:id="142" w:name="ref-saxena2010"/>
+    <w:bookmarkEnd w:id="142"/>
+    <w:bookmarkStart w:id="143" w:name="ref-saxena2010"/>
     <w:p>
       <w:pPr>
         <w:pStyle w:val="Bibliography"/>
@@ -24694,8 +25332,8 @@
         <w:t xml:space="preserve">, vol. 1, no. 1, pp. 4–23, 2010.</w:t>
       </w:r>
     </w:p>
-    <w:bookmarkEnd w:id="142"/>
-    <w:bookmarkStart w:id="143" w:name="ref-iforest"/>
+    <w:bookmarkEnd w:id="143"/>
+    <w:bookmarkStart w:id="144" w:name="ref-iforest"/>
     <w:p>
       <w:pPr>
         <w:pStyle w:val="Bibliography"/>
@@ -24738,8 +25376,8 @@
         <w:t xml:space="preserve">, 2008, pp. 413–422.</w:t>
       </w:r>
     </w:p>
-    <w:bookmarkEnd w:id="143"/>
-    <w:bookmarkStart w:id="144" w:name="ref-ocsvm"/>
+    <w:bookmarkEnd w:id="144"/>
+    <w:bookmarkStart w:id="145" w:name="ref-ocsvm"/>
     <w:p>
       <w:pPr>
         <w:pStyle w:val="Bibliography"/>
@@ -24776,8 +25414,8 @@
         <w:t xml:space="preserve">, vol. 13, no. 7, pp. 1443–1471, 2001.</w:t>
       </w:r>
     </w:p>
-    <w:bookmarkEnd w:id="144"/>
-    <w:bookmarkStart w:id="145" w:name="ref-malhotra2016"/>
+    <w:bookmarkEnd w:id="145"/>
+    <w:bookmarkStart w:id="146" w:name="ref-malhotra2016"/>
     <w:p>
       <w:pPr>
         <w:pStyle w:val="Bibliography"/>
@@ -24813,8 +25451,8 @@
         <w:t xml:space="preserve">arXiv:1607.00148, 2016.</w:t>
       </w:r>
     </w:p>
-    <w:bookmarkEnd w:id="145"/>
-    <w:bookmarkStart w:id="146" w:name="ref-j1979"/>
+    <w:bookmarkEnd w:id="146"/>
+    <w:bookmarkStart w:id="147" w:name="ref-j1979"/>
     <w:p>
       <w:pPr>
         <w:pStyle w:val="Bibliography"/>
@@ -24850,8 +25488,8 @@
         <w:t xml:space="preserve">Surface Vehicle Standard, 2017.</w:t>
       </w:r>
     </w:p>
-    <w:bookmarkEnd w:id="146"/>
-    <w:bookmarkStart w:id="147" w:name="ref-iso15765"/>
+    <w:bookmarkEnd w:id="147"/>
+    <w:bookmarkStart w:id="148" w:name="ref-iso15765"/>
     <w:p>
       <w:pPr>
         <w:pStyle w:val="Bibliography"/>
@@ -24893,8 +25531,8 @@
         <w:t xml:space="preserve">International Organization for Standardization, 2021.</w:t>
       </w:r>
     </w:p>
-    <w:bookmarkEnd w:id="147"/>
-    <w:bookmarkStart w:id="148" w:name="ref-mccullagh1989"/>
+    <w:bookmarkEnd w:id="148"/>
+    <w:bookmarkStart w:id="149" w:name="ref-mccullagh1989"/>
     <w:p>
       <w:pPr>
         <w:pStyle w:val="Bibliography"/>
@@ -24925,8 +25563,8 @@
         <w:t xml:space="preserve">, 2nd ed. London, U.K.: Chapman &amp; Hall, 1989.</w:t>
       </w:r>
     </w:p>
-    <w:bookmarkEnd w:id="148"/>
-    <w:bookmarkStart w:id="149" w:name="ref-lightgbm"/>
+    <w:bookmarkEnd w:id="149"/>
+    <w:bookmarkStart w:id="150" w:name="ref-lightgbm"/>
     <w:p>
       <w:pPr>
         <w:pStyle w:val="Bibliography"/>
@@ -24988,8 +25626,8 @@
         <w:t xml:space="preserve">, 2017, pp. 3146–3154.</w:t>
       </w:r>
     </w:p>
-    <w:bookmarkEnd w:id="149"/>
-    <w:bookmarkStart w:id="150" w:name="ref-canmodes"/>
+    <w:bookmarkEnd w:id="150"/>
+    <w:bookmarkStart w:id="151" w:name="ref-canmodes"/>
     <w:p>
       <w:pPr>
         <w:pStyle w:val="Bibliography"/>
@@ -25038,8 +25676,8 @@
         <w:t xml:space="preserve">, Brasília, Brazil, 2024.</w:t>
       </w:r>
     </w:p>
-    <w:bookmarkEnd w:id="150"/>
-    <w:bookmarkStart w:id="152" w:name="ref-ved"/>
+    <w:bookmarkEnd w:id="151"/>
+    <w:bookmarkStart w:id="153" w:name="ref-ved"/>
     <w:p>
       <w:pPr>
         <w:pStyle w:val="Bibliography"/>
@@ -25084,7 +25722,7 @@
       <w:r>
         <w:t xml:space="preserve"> </w:t>
       </w:r>
-      <w:hyperlink r:id="rId151">
+      <w:hyperlink r:id="rId152">
         <w:r>
           <w:rPr>
             <w:rStyle w:val="Hyperlink"/>
@@ -25096,8 +25734,8 @@
         <w:t xml:space="preserve">.</w:t>
       </w:r>
     </w:p>
-    <w:bookmarkEnd w:id="152"/>
-    <w:bookmarkStart w:id="153" w:name="ref-efron1993"/>
+    <w:bookmarkEnd w:id="153"/>
+    <w:bookmarkStart w:id="154" w:name="ref-efron1993"/>
     <w:p>
       <w:pPr>
         <w:pStyle w:val="Bibliography"/>
@@ -25128,8 +25766,8 @@
         <w:t xml:space="preserve">. New York, NY, USA: Chapman &amp; Hall, 1993.</w:t>
       </w:r>
     </w:p>
-    <w:bookmarkEnd w:id="153"/>
-    <w:bookmarkStart w:id="154" w:name="ref-sklearn"/>
+    <w:bookmarkEnd w:id="154"/>
+    <w:bookmarkStart w:id="155" w:name="ref-sklearn"/>
     <w:p>
       <w:pPr>
         <w:pStyle w:val="Bibliography"/>
@@ -25188,8 +25826,8 @@
         <w:t xml:space="preserve">, vol. 12, pp. 2825–2830, 2011.</w:t>
       </w:r>
     </w:p>
-    <w:bookmarkEnd w:id="154"/>
-    <w:bookmarkStart w:id="155" w:name="ref-patent_in"/>
+    <w:bookmarkEnd w:id="155"/>
+    <w:bookmarkStart w:id="156" w:name="ref-patent_in"/>
     <w:p>
       <w:pPr>
         <w:pStyle w:val="Bibliography"/>
@@ -25243,9 +25881,9 @@
         <w:t xml:space="preserve">Indian Patent Application 202641074361, 2026.</w:t>
       </w:r>
     </w:p>
-    <w:bookmarkEnd w:id="155"/>
     <w:bookmarkEnd w:id="156"/>
     <w:bookmarkEnd w:id="157"/>
+    <w:bookmarkEnd w:id="158"/>
     <w:sectPr>
       <w:pgMar w:left="1080" w:right="1080" w:top="1152" w:bottom="1152"/>
     </w:sectPr>
